--- a/插件详细手册/7.行走图/动画序列设计-小爱丽丝办公.docx
+++ b/插件详细手册/7.行走图/动画序列设计-小爱丽丝办公.docx
@@ -506,7 +506,15 @@
                 <w:kern w:val="0"/>
                 <w:sz w:val="22"/>
               </w:rPr>
-              <w:t>什么是站桩</w:t>
+              <w:t>什么是</w:t>
+            </w:r>
+            <w:r>
+              <w:rPr>
+                <w:rFonts w:ascii="Tahoma" w:eastAsia="微软雅黑" w:hAnsi="Tahoma" w:hint="eastAsia"/>
+                <w:kern w:val="0"/>
+                <w:sz w:val="22"/>
+              </w:rPr>
+              <w:t>无方向</w:t>
             </w:r>
             <w:r>
               <w:rPr>
@@ -4686,7 +4694,9 @@
         </w:rPr>
       </w:pPr>
       <w:bookmarkStart w:id="3" w:name="_2）站桩与四方向"/>
+      <w:bookmarkStart w:id="4" w:name="_2）无方向与四方向"/>
       <w:bookmarkEnd w:id="3"/>
+      <w:bookmarkEnd w:id="4"/>
       <w:r>
         <w:rPr>
           <w:rFonts w:hint="eastAsia"/>
@@ -4703,7 +4713,13 @@
         <w:rPr>
           <w:rFonts w:hint="eastAsia"/>
         </w:rPr>
-        <w:t>站桩与四方向</w:t>
+        <w:t>无方向</w:t>
+      </w:r>
+      <w:r>
+        <w:rPr>
+          <w:rFonts w:hint="eastAsia"/>
+        </w:rPr>
+        <w:t>与四方向</w:t>
       </w:r>
     </w:p>
     <w:p>
@@ -4763,7 +4779,7 @@
           <w:kern w:val="0"/>
           <w:sz w:val="22"/>
         </w:rPr>
-        <w:t>站桩</w:t>
+        <w:t>无方向</w:t>
       </w:r>
       <w:r>
         <w:rPr>
@@ -4978,7 +4994,7 @@
         </w:rPr>
         <w:t xml:space="preserve"> </w:t>
       </w:r>
-      <w:hyperlink w:anchor="_2）站桩与四方向" w:history="1">
+      <w:hyperlink w:anchor="_2）无方向与四方向" w:history="1">
         <w:r>
           <w:rPr>
             <w:rStyle w:val="a4"/>
@@ -4986,17 +5002,9 @@
             <w:kern w:val="0"/>
             <w:sz w:val="22"/>
           </w:rPr>
-          <w:t>站桩与四方向</w:t>
+          <w:t>无方向与四方向</w:t>
         </w:r>
       </w:hyperlink>
-      <w:r>
-        <w:rPr>
-          <w:rFonts w:ascii="Tahoma" w:eastAsia="微软雅黑" w:hAnsi="Tahoma" w:hint="eastAsia"/>
-          <w:kern w:val="0"/>
-          <w:sz w:val="22"/>
-        </w:rPr>
-        <w:t xml:space="preserve"> </w:t>
-      </w:r>
       <w:r>
         <w:rPr>
           <w:rFonts w:ascii="Tahoma" w:eastAsia="微软雅黑" w:hAnsi="Tahoma" w:hint="eastAsia"/>
@@ -5178,7 +5186,7 @@
           <v:shape id="_x0000_i1025" type="#_x0000_t75" style="width:400.8pt;height:79.8pt" o:ole="">
             <v:imagedata r:id="rId31" o:title=""/>
           </v:shape>
-          <o:OLEObject Type="Embed" ProgID="Visio.Drawing.15" ShapeID="_x0000_i1025" DrawAspect="Content" ObjectID="_1814413066" r:id="rId32"/>
+          <o:OLEObject Type="Embed" ProgID="Visio.Drawing.15" ShapeID="_x0000_i1025" DrawAspect="Content" ObjectID="_1821721989" r:id="rId32"/>
         </w:object>
       </w:r>
     </w:p>
@@ -5657,8 +5665,8 @@
           <w:szCs w:val="28"/>
         </w:rPr>
       </w:pPr>
-      <w:bookmarkStart w:id="4" w:name="_办公的状态元和动作元"/>
-      <w:bookmarkEnd w:id="4"/>
+      <w:bookmarkStart w:id="5" w:name="_办公的状态元和动作元"/>
+      <w:bookmarkEnd w:id="5"/>
       <w:r>
         <w:rPr>
           <w:rFonts w:hint="eastAsia"/>
@@ -6721,8 +6729,8 @@
           <w:szCs w:val="28"/>
         </w:rPr>
       </w:pPr>
-      <w:bookmarkStart w:id="5" w:name="_事件指令设计"/>
-      <w:bookmarkEnd w:id="5"/>
+      <w:bookmarkStart w:id="6" w:name="_事件指令设计"/>
+      <w:bookmarkEnd w:id="6"/>
       <w:r>
         <w:rPr>
           <w:rFonts w:hint="eastAsia"/>
@@ -7100,7 +7108,7 @@
           <v:shape id="_x0000_i1026" type="#_x0000_t75" style="width:321.6pt;height:81.6pt" o:ole="">
             <v:imagedata r:id="rId38" o:title=""/>
           </v:shape>
-          <o:OLEObject Type="Embed" ProgID="Visio.Drawing.15" ShapeID="_x0000_i1026" DrawAspect="Content" ObjectID="_1814413067" r:id="rId39"/>
+          <o:OLEObject Type="Embed" ProgID="Visio.Drawing.15" ShapeID="_x0000_i1026" DrawAspect="Content" ObjectID="_1821721990" r:id="rId39"/>
         </w:object>
       </w:r>
     </w:p>
@@ -8064,8 +8072,8 @@
           <w:rFonts w:hint="eastAsia"/>
         </w:rPr>
       </w:pPr>
-      <w:bookmarkStart w:id="6" w:name="_2）办公过程与队伍变动"/>
-      <w:bookmarkEnd w:id="6"/>
+      <w:bookmarkStart w:id="7" w:name="_2）办公过程与队伍变动"/>
+      <w:bookmarkEnd w:id="7"/>
       <w:r>
         <w:rPr>
           <w:rFonts w:hint="eastAsia"/>
@@ -8376,7 +8384,7 @@
         <w:snapToGrid w:val="0"/>
         <w:jc w:val="left"/>
         <w:rPr>
-          <w:rFonts w:ascii="Tahoma" w:eastAsia="微软雅黑" w:hAnsi="Tahoma" w:hint="eastAsia"/>
+          <w:rFonts w:ascii="Tahoma" w:eastAsia="微软雅黑" w:hAnsi="Tahoma"/>
           <w:kern w:val="0"/>
           <w:sz w:val="22"/>
         </w:rPr>
@@ -8600,8 +8608,8 @@
           <w:rFonts w:hint="eastAsia"/>
         </w:rPr>
       </w:pPr>
-      <w:bookmarkStart w:id="7" w:name="_3）空白队伍的情况"/>
-      <w:bookmarkEnd w:id="7"/>
+      <w:bookmarkStart w:id="8" w:name="_3）空白队伍的情况"/>
+      <w:bookmarkEnd w:id="8"/>
       <w:r>
         <w:rPr>
           <w:rFonts w:hint="eastAsia"/>
@@ -9695,7 +9703,7 @@
           <v:shape id="_x0000_i1027" type="#_x0000_t75" style="width:348.6pt;height:489.6pt" o:ole="">
             <v:imagedata r:id="rId52" o:title=""/>
           </v:shape>
-          <o:OLEObject Type="Embed" ProgID="Visio.Drawing.15" ShapeID="_x0000_i1027" DrawAspect="Content" ObjectID="_1814413068" r:id="rId53"/>
+          <o:OLEObject Type="Embed" ProgID="Visio.Drawing.15" ShapeID="_x0000_i1027" DrawAspect="Content" ObjectID="_1821721991" r:id="rId53"/>
         </w:object>
       </w:r>
     </w:p>
@@ -9715,6 +9723,44 @@
     <w:p>
       <w:pPr>
         <w:widowControl/>
+        <w:jc w:val="left"/>
+        <w:rPr>
+          <w:rFonts w:ascii="Tahoma" w:eastAsia="微软雅黑" w:hAnsi="Tahoma"/>
+          <w:kern w:val="0"/>
+          <w:sz w:val="22"/>
+        </w:rPr>
+      </w:pPr>
+      <w:r>
+        <w:rPr>
+          <w:rFonts w:ascii="Tahoma" w:eastAsia="微软雅黑" w:hAnsi="Tahoma"/>
+          <w:kern w:val="0"/>
+          <w:sz w:val="22"/>
+        </w:rPr>
+        <w:br w:type="page"/>
+      </w:r>
+    </w:p>
+    <w:p>
+      <w:pPr>
+        <w:pStyle w:val="4"/>
+        <w:rPr>
+          <w:rFonts w:hint="eastAsia"/>
+        </w:rPr>
+      </w:pPr>
+      <w:bookmarkStart w:id="9" w:name="_Hlk211104464"/>
+      <w:bookmarkStart w:id="10" w:name="_5）存档测试、切菜单测试、切地图测试"/>
+      <w:bookmarkEnd w:id="10"/>
+      <w:r>
+        <w:rPr>
+          <w:rFonts w:hint="eastAsia"/>
+        </w:rPr>
+        <w:lastRenderedPageBreak/>
+        <w:t>5）存档测试、切菜单测试、切地图测试</w:t>
+      </w:r>
+    </w:p>
+    <w:bookmarkEnd w:id="9"/>
+    <w:p>
+      <w:pPr>
+        <w:widowControl/>
         <w:adjustRightInd w:val="0"/>
         <w:snapToGrid w:val="0"/>
         <w:jc w:val="left"/>
@@ -9724,12 +9770,405 @@
           <w:sz w:val="22"/>
         </w:rPr>
       </w:pPr>
+      <w:r>
+        <w:rPr>
+          <w:rFonts w:ascii="Tahoma" w:eastAsia="微软雅黑" w:hAnsi="Tahoma" w:hint="eastAsia"/>
+          <w:kern w:val="0"/>
+          <w:sz w:val="22"/>
+        </w:rPr>
+        <w:t>动画序列设置后，不会受到存档影响，也不会受到切换菜单影响。</w:t>
+      </w:r>
     </w:p>
     <w:p>
       <w:pPr>
         <w:widowControl/>
         <w:adjustRightInd w:val="0"/>
         <w:snapToGrid w:val="0"/>
+        <w:jc w:val="left"/>
+        <w:rPr>
+          <w:rFonts w:ascii="Tahoma" w:eastAsia="微软雅黑" w:hAnsi="Tahoma"/>
+          <w:kern w:val="0"/>
+          <w:sz w:val="22"/>
+        </w:rPr>
+      </w:pPr>
+      <w:r>
+        <w:rPr>
+          <w:rFonts w:ascii="Tahoma" w:eastAsia="微软雅黑" w:hAnsi="Tahoma" w:hint="eastAsia"/>
+          <w:kern w:val="0"/>
+          <w:sz w:val="22"/>
+        </w:rPr>
+        <w:t>但保险起见，进入游戏后最好测试一下。</w:t>
+      </w:r>
+    </w:p>
+    <w:p>
+      <w:pPr>
+        <w:widowControl/>
+        <w:adjustRightInd w:val="0"/>
+        <w:jc w:val="center"/>
+        <w:rPr>
+          <w:rFonts w:ascii="Tahoma" w:eastAsia="微软雅黑" w:hAnsi="Tahoma"/>
+          <w:kern w:val="0"/>
+          <w:sz w:val="22"/>
+        </w:rPr>
+      </w:pPr>
+      <w:r>
+        <w:rPr>
+          <w:noProof/>
+        </w:rPr>
+        <w:drawing>
+          <wp:inline distT="0" distB="0" distL="0" distR="0" wp14:anchorId="6895AC89" wp14:editId="1D2541EC">
+            <wp:extent cx="2628900" cy="1130635"/>
+            <wp:effectExtent l="0" t="0" r="0" b="0"/>
+            <wp:docPr id="432367304" name="图片 2"/>
+            <wp:cNvGraphicFramePr>
+              <a:graphicFrameLocks xmlns:a="http://schemas.openxmlformats.org/drawingml/2006/main" noChangeAspect="1"/>
+            </wp:cNvGraphicFramePr>
+            <a:graphic xmlns:a="http://schemas.openxmlformats.org/drawingml/2006/main">
+              <a:graphicData uri="http://schemas.openxmlformats.org/drawingml/2006/picture">
+                <pic:pic xmlns:pic="http://schemas.openxmlformats.org/drawingml/2006/picture">
+                  <pic:nvPicPr>
+                    <pic:cNvPr id="0" name="Picture 6"/>
+                    <pic:cNvPicPr>
+                      <a:picLocks noChangeAspect="1" noChangeArrowheads="1"/>
+                    </pic:cNvPicPr>
+                  </pic:nvPicPr>
+                  <pic:blipFill>
+                    <a:blip r:embed="rId54">
+                      <a:extLst>
+                        <a:ext uri="{28A0092B-C50C-407E-A947-70E740481C1C}">
+                          <a14:useLocalDpi xmlns:a14="http://schemas.microsoft.com/office/drawing/2010/main" val="0"/>
+                        </a:ext>
+                      </a:extLst>
+                    </a:blip>
+                    <a:srcRect/>
+                    <a:stretch>
+                      <a:fillRect/>
+                    </a:stretch>
+                  </pic:blipFill>
+                  <pic:spPr bwMode="auto">
+                    <a:xfrm>
+                      <a:off x="0" y="0"/>
+                      <a:ext cx="2634361" cy="1132984"/>
+                    </a:xfrm>
+                    <a:prstGeom prst="rect">
+                      <a:avLst/>
+                    </a:prstGeom>
+                    <a:noFill/>
+                    <a:ln>
+                      <a:noFill/>
+                    </a:ln>
+                  </pic:spPr>
+                </pic:pic>
+              </a:graphicData>
+            </a:graphic>
+          </wp:inline>
+        </w:drawing>
+      </w:r>
+    </w:p>
+    <w:p>
+      <w:pPr>
+        <w:widowControl/>
+        <w:adjustRightInd w:val="0"/>
+        <w:snapToGrid w:val="0"/>
+        <w:jc w:val="left"/>
+        <w:rPr>
+          <w:rFonts w:ascii="Tahoma" w:eastAsia="微软雅黑" w:hAnsi="Tahoma"/>
+          <w:kern w:val="0"/>
+          <w:sz w:val="22"/>
+        </w:rPr>
+      </w:pPr>
+      <w:r>
+        <w:rPr>
+          <w:rFonts w:ascii="Tahoma" w:eastAsia="微软雅黑" w:hAnsi="Tahoma" w:hint="eastAsia"/>
+          <w:kern w:val="0"/>
+          <w:sz w:val="22"/>
+        </w:rPr>
+        <w:t>切换地图时，由于会销毁重建事件，当前地图执行的插件指令会失效。</w:t>
+      </w:r>
+    </w:p>
+    <w:p>
+      <w:pPr>
+        <w:widowControl/>
+        <w:adjustRightInd w:val="0"/>
+        <w:snapToGrid w:val="0"/>
+        <w:jc w:val="left"/>
+        <w:rPr>
+          <w:rFonts w:ascii="Tahoma" w:eastAsia="微软雅黑" w:hAnsi="Tahoma"/>
+          <w:kern w:val="0"/>
+          <w:sz w:val="22"/>
+        </w:rPr>
+      </w:pPr>
+      <w:r>
+        <w:rPr>
+          <w:rFonts w:ascii="Tahoma" w:eastAsia="微软雅黑" w:hAnsi="Tahoma" w:hint="eastAsia"/>
+          <w:kern w:val="0"/>
+          <w:sz w:val="22"/>
+        </w:rPr>
+        <w:t>因此，需要添加事件注释，确保</w:t>
+      </w:r>
+      <w:r>
+        <w:rPr>
+          <w:rFonts w:ascii="Tahoma" w:eastAsia="微软雅黑" w:hAnsi="Tahoma" w:hint="eastAsia"/>
+          <w:kern w:val="0"/>
+          <w:sz w:val="22"/>
+        </w:rPr>
+        <w:t xml:space="preserve"> </w:t>
+      </w:r>
+      <w:r>
+        <w:rPr>
+          <w:rFonts w:ascii="Tahoma" w:eastAsia="微软雅黑" w:hAnsi="Tahoma" w:hint="eastAsia"/>
+          <w:kern w:val="0"/>
+          <w:sz w:val="22"/>
+        </w:rPr>
+        <w:t>指定事件页</w:t>
+      </w:r>
+      <w:r>
+        <w:rPr>
+          <w:rFonts w:ascii="Tahoma" w:eastAsia="微软雅黑" w:hAnsi="Tahoma" w:hint="eastAsia"/>
+          <w:kern w:val="0"/>
+          <w:sz w:val="22"/>
+        </w:rPr>
+        <w:t xml:space="preserve"> </w:t>
+      </w:r>
+      <w:r>
+        <w:rPr>
+          <w:rFonts w:ascii="Tahoma" w:eastAsia="微软雅黑" w:hAnsi="Tahoma" w:hint="eastAsia"/>
+          <w:kern w:val="0"/>
+          <w:sz w:val="22"/>
+        </w:rPr>
+        <w:t>播放</w:t>
+      </w:r>
+      <w:r>
+        <w:rPr>
+          <w:rFonts w:ascii="Tahoma" w:eastAsia="微软雅黑" w:hAnsi="Tahoma" w:hint="eastAsia"/>
+          <w:kern w:val="0"/>
+          <w:sz w:val="22"/>
+        </w:rPr>
+        <w:t xml:space="preserve"> </w:t>
+      </w:r>
+      <w:r>
+        <w:rPr>
+          <w:rFonts w:ascii="Tahoma" w:eastAsia="微软雅黑" w:hAnsi="Tahoma" w:hint="eastAsia"/>
+          <w:kern w:val="0"/>
+          <w:sz w:val="22"/>
+        </w:rPr>
+        <w:t>指定状态节点。</w:t>
+      </w:r>
+    </w:p>
+    <w:p>
+      <w:pPr>
+        <w:widowControl/>
+        <w:adjustRightInd w:val="0"/>
+        <w:jc w:val="center"/>
+        <w:rPr>
+          <w:rFonts w:ascii="Tahoma" w:eastAsia="微软雅黑" w:hAnsi="Tahoma"/>
+          <w:kern w:val="0"/>
+          <w:sz w:val="22"/>
+        </w:rPr>
+      </w:pPr>
+      <w:r>
+        <w:rPr>
+          <w:noProof/>
+        </w:rPr>
+        <w:drawing>
+          <wp:inline distT="0" distB="0" distL="0" distR="0" wp14:anchorId="6B8B0BC0" wp14:editId="6F611A3B">
+            <wp:extent cx="5182870" cy="694502"/>
+            <wp:effectExtent l="0" t="0" r="0" b="0"/>
+            <wp:docPr id="715957016" name="图片 1"/>
+            <wp:cNvGraphicFramePr>
+              <a:graphicFrameLocks xmlns:a="http://schemas.openxmlformats.org/drawingml/2006/main" noChangeAspect="1"/>
+            </wp:cNvGraphicFramePr>
+            <a:graphic xmlns:a="http://schemas.openxmlformats.org/drawingml/2006/main">
+              <a:graphicData uri="http://schemas.openxmlformats.org/drawingml/2006/picture">
+                <pic:pic xmlns:pic="http://schemas.openxmlformats.org/drawingml/2006/picture">
+                  <pic:nvPicPr>
+                    <pic:cNvPr id="0" name="Picture 4"/>
+                    <pic:cNvPicPr>
+                      <a:picLocks noChangeAspect="1" noChangeArrowheads="1"/>
+                    </pic:cNvPicPr>
+                  </pic:nvPicPr>
+                  <pic:blipFill>
+                    <a:blip r:embed="rId55">
+                      <a:extLst>
+                        <a:ext uri="{28A0092B-C50C-407E-A947-70E740481C1C}">
+                          <a14:useLocalDpi xmlns:a14="http://schemas.microsoft.com/office/drawing/2010/main" val="0"/>
+                        </a:ext>
+                      </a:extLst>
+                    </a:blip>
+                    <a:srcRect/>
+                    <a:stretch>
+                      <a:fillRect/>
+                    </a:stretch>
+                  </pic:blipFill>
+                  <pic:spPr bwMode="auto">
+                    <a:xfrm>
+                      <a:off x="0" y="0"/>
+                      <a:ext cx="5196901" cy="696382"/>
+                    </a:xfrm>
+                    <a:prstGeom prst="rect">
+                      <a:avLst/>
+                    </a:prstGeom>
+                    <a:noFill/>
+                    <a:ln>
+                      <a:noFill/>
+                    </a:ln>
+                  </pic:spPr>
+                </pic:pic>
+              </a:graphicData>
+            </a:graphic>
+          </wp:inline>
+        </w:drawing>
+      </w:r>
+    </w:p>
+    <w:p>
+      <w:pPr>
+        <w:widowControl/>
+        <w:adjustRightInd w:val="0"/>
+        <w:snapToGrid w:val="0"/>
+        <w:rPr>
+          <w:rFonts w:ascii="Tahoma" w:eastAsia="微软雅黑" w:hAnsi="Tahoma"/>
+          <w:kern w:val="0"/>
+          <w:sz w:val="22"/>
+        </w:rPr>
+      </w:pPr>
+      <w:r>
+        <w:rPr>
+          <w:rFonts w:ascii="Tahoma" w:eastAsia="微软雅黑" w:hAnsi="Tahoma" w:hint="eastAsia"/>
+          <w:kern w:val="0"/>
+          <w:sz w:val="22"/>
+        </w:rPr>
+        <w:t>游戏测试，</w:t>
+      </w:r>
+      <w:r>
+        <w:rPr>
+          <w:rFonts w:ascii="Tahoma" w:eastAsia="微软雅黑" w:hAnsi="Tahoma" w:hint="eastAsia"/>
+          <w:kern w:val="0"/>
+          <w:sz w:val="22"/>
+        </w:rPr>
+        <w:t>小爱丽丝开始工作后，离开地图再回来，可以发现仍然在工作。</w:t>
+      </w:r>
+    </w:p>
+    <w:p>
+      <w:pPr>
+        <w:widowControl/>
+        <w:adjustRightInd w:val="0"/>
+        <w:snapToGrid w:val="0"/>
+        <w:rPr>
+          <w:rFonts w:ascii="Tahoma" w:eastAsia="微软雅黑" w:hAnsi="Tahoma"/>
+          <w:kern w:val="0"/>
+          <w:sz w:val="22"/>
+        </w:rPr>
+      </w:pPr>
+      <w:r>
+        <w:rPr>
+          <w:rFonts w:ascii="Tahoma" w:eastAsia="微软雅黑" w:hAnsi="Tahoma" w:hint="eastAsia"/>
+          <w:kern w:val="0"/>
+          <w:sz w:val="22"/>
+        </w:rPr>
+        <w:t>（如果没有加注释，那么会显示空电脑，小爱丽丝不见了）</w:t>
+      </w:r>
+    </w:p>
+    <w:p>
+      <w:pPr>
+        <w:widowControl/>
+        <w:adjustRightInd w:val="0"/>
+        <w:snapToGrid w:val="0"/>
+        <w:rPr>
+          <w:rFonts w:ascii="Tahoma" w:eastAsia="微软雅黑" w:hAnsi="Tahoma"/>
+          <w:kern w:val="0"/>
+          <w:sz w:val="22"/>
+        </w:rPr>
+      </w:pPr>
+      <w:r>
+        <w:rPr>
+          <w:rFonts w:ascii="Tahoma" w:eastAsia="微软雅黑" w:hAnsi="Tahoma" w:hint="eastAsia"/>
+          <w:kern w:val="0"/>
+          <w:sz w:val="22"/>
+        </w:rPr>
+        <w:t>（但是事件可以正常触发，小爱丽丝突然现身并归队）</w:t>
+      </w:r>
+    </w:p>
+    <w:p>
+      <w:pPr>
+        <w:widowControl/>
+        <w:adjustRightInd w:val="0"/>
+        <w:jc w:val="center"/>
+        <w:rPr>
+          <w:rFonts w:ascii="Tahoma" w:eastAsia="微软雅黑" w:hAnsi="Tahoma"/>
+          <w:kern w:val="0"/>
+          <w:sz w:val="22"/>
+        </w:rPr>
+      </w:pPr>
+      <w:r>
+        <w:rPr>
+          <w:noProof/>
+        </w:rPr>
+        <w:drawing>
+          <wp:inline distT="0" distB="0" distL="0" distR="0" wp14:anchorId="67B829E8" wp14:editId="5C33F475">
+            <wp:extent cx="3040380" cy="1790700"/>
+            <wp:effectExtent l="0" t="0" r="7620" b="0"/>
+            <wp:docPr id="1369356282" name="图片 3"/>
+            <wp:cNvGraphicFramePr>
+              <a:graphicFrameLocks xmlns:a="http://schemas.openxmlformats.org/drawingml/2006/main" noChangeAspect="1"/>
+            </wp:cNvGraphicFramePr>
+            <a:graphic xmlns:a="http://schemas.openxmlformats.org/drawingml/2006/main">
+              <a:graphicData uri="http://schemas.openxmlformats.org/drawingml/2006/picture">
+                <pic:pic xmlns:pic="http://schemas.openxmlformats.org/drawingml/2006/picture">
+                  <pic:nvPicPr>
+                    <pic:cNvPr id="0" name="Picture 8"/>
+                    <pic:cNvPicPr>
+                      <a:picLocks noChangeAspect="1" noChangeArrowheads="1"/>
+                    </pic:cNvPicPr>
+                  </pic:nvPicPr>
+                  <pic:blipFill>
+                    <a:blip r:embed="rId56">
+                      <a:extLst>
+                        <a:ext uri="{28A0092B-C50C-407E-A947-70E740481C1C}">
+                          <a14:useLocalDpi xmlns:a14="http://schemas.microsoft.com/office/drawing/2010/main" val="0"/>
+                        </a:ext>
+                      </a:extLst>
+                    </a:blip>
+                    <a:srcRect/>
+                    <a:stretch>
+                      <a:fillRect/>
+                    </a:stretch>
+                  </pic:blipFill>
+                  <pic:spPr bwMode="auto">
+                    <a:xfrm>
+                      <a:off x="0" y="0"/>
+                      <a:ext cx="3040380" cy="1790700"/>
+                    </a:xfrm>
+                    <a:prstGeom prst="rect">
+                      <a:avLst/>
+                    </a:prstGeom>
+                    <a:noFill/>
+                    <a:ln>
+                      <a:noFill/>
+                    </a:ln>
+                  </pic:spPr>
+                </pic:pic>
+              </a:graphicData>
+            </a:graphic>
+          </wp:inline>
+        </w:drawing>
+      </w:r>
+    </w:p>
+    <w:p>
+      <w:pPr>
+        <w:widowControl/>
+        <w:adjustRightInd w:val="0"/>
+        <w:snapToGrid w:val="0"/>
+        <w:jc w:val="left"/>
+        <w:rPr>
+          <w:rFonts w:ascii="Tahoma" w:eastAsia="微软雅黑" w:hAnsi="Tahoma"/>
+          <w:kern w:val="0"/>
+          <w:sz w:val="22"/>
+        </w:rPr>
+      </w:pPr>
+    </w:p>
+    <w:p>
+      <w:pPr>
+        <w:widowControl/>
         <w:jc w:val="left"/>
         <w:rPr>
           <w:rFonts w:ascii="Tahoma" w:eastAsia="微软雅黑" w:hAnsi="Tahoma"/>
@@ -9807,8 +10246,8 @@
           <w:szCs w:val="28"/>
         </w:rPr>
       </w:pPr>
-      <w:bookmarkStart w:id="8" w:name="_打字流程和打印流程"/>
-      <w:bookmarkEnd w:id="8"/>
+      <w:bookmarkStart w:id="11" w:name="_打字流程和打印流程"/>
+      <w:bookmarkEnd w:id="11"/>
       <w:r>
         <w:rPr>
           <w:rFonts w:hint="eastAsia"/>
@@ -10116,7 +10555,7 @@
                     </pic:cNvPicPr>
                   </pic:nvPicPr>
                   <pic:blipFill>
-                    <a:blip r:embed="rId54">
+                    <a:blip r:embed="rId57">
                       <a:extLst>
                         <a:ext uri="{28A0092B-C50C-407E-A947-70E740481C1C}">
                           <a14:useLocalDpi xmlns:a14="http://schemas.microsoft.com/office/drawing/2010/main" val="0"/>
@@ -10336,7 +10775,7 @@
                     </pic:cNvPicPr>
                   </pic:nvPicPr>
                   <pic:blipFill>
-                    <a:blip r:embed="rId55">
+                    <a:blip r:embed="rId58">
                       <a:extLst>
                         <a:ext uri="{28A0092B-C50C-407E-A947-70E740481C1C}">
                           <a14:useLocalDpi xmlns:a14="http://schemas.microsoft.com/office/drawing/2010/main" val="0"/>
@@ -10397,7 +10836,7 @@
                     </pic:cNvPicPr>
                   </pic:nvPicPr>
                   <pic:blipFill>
-                    <a:blip r:embed="rId56">
+                    <a:blip r:embed="rId59">
                       <a:extLst>
                         <a:ext uri="{28A0092B-C50C-407E-A947-70E740481C1C}">
                           <a14:useLocalDpi xmlns:a14="http://schemas.microsoft.com/office/drawing/2010/main" val="0"/>
@@ -10583,7 +11022,7 @@
                     </pic:cNvPicPr>
                   </pic:nvPicPr>
                   <pic:blipFill>
-                    <a:blip r:embed="rId57">
+                    <a:blip r:embed="rId60">
                       <a:extLst>
                         <a:ext uri="{28A0092B-C50C-407E-A947-70E740481C1C}">
                           <a14:useLocalDpi xmlns:a14="http://schemas.microsoft.com/office/drawing/2010/main" val="0"/>
@@ -10644,7 +11083,7 @@
                     </pic:cNvPicPr>
                   </pic:nvPicPr>
                   <pic:blipFill>
-                    <a:blip r:embed="rId58">
+                    <a:blip r:embed="rId61">
                       <a:extLst>
                         <a:ext uri="{28A0092B-C50C-407E-A947-70E740481C1C}">
                           <a14:useLocalDpi xmlns:a14="http://schemas.microsoft.com/office/drawing/2010/main" val="0"/>
@@ -10867,7 +11306,7 @@
                     </pic:cNvPicPr>
                   </pic:nvPicPr>
                   <pic:blipFill>
-                    <a:blip r:embed="rId59">
+                    <a:blip r:embed="rId62">
                       <a:extLst>
                         <a:ext uri="{28A0092B-C50C-407E-A947-70E740481C1C}">
                           <a14:useLocalDpi xmlns:a14="http://schemas.microsoft.com/office/drawing/2010/main" val="0"/>
@@ -11084,7 +11523,23 @@
           <w:kern w:val="0"/>
           <w:sz w:val="22"/>
         </w:rPr>
-        <w:t>（每个动画帧还能单独修改帧数）</w:t>
+        <w:t>（</w:t>
+      </w:r>
+      <w:r>
+        <w:rPr>
+          <w:rFonts w:ascii="Tahoma" w:eastAsia="微软雅黑" w:hAnsi="Tahoma" w:hint="eastAsia"/>
+          <w:kern w:val="0"/>
+          <w:sz w:val="22"/>
+        </w:rPr>
+        <w:t>小工具中，</w:t>
+      </w:r>
+      <w:r>
+        <w:rPr>
+          <w:rFonts w:ascii="Tahoma" w:eastAsia="微软雅黑" w:hAnsi="Tahoma" w:hint="eastAsia"/>
+          <w:kern w:val="0"/>
+          <w:sz w:val="22"/>
+        </w:rPr>
+        <w:t>每个动画帧还能单独修改帧数）</w:t>
       </w:r>
     </w:p>
     <w:p>
@@ -11119,7 +11574,7 @@
                     </pic:cNvPicPr>
                   </pic:nvPicPr>
                   <pic:blipFill>
-                    <a:blip r:embed="rId60">
+                    <a:blip r:embed="rId63">
                       <a:extLst>
                         <a:ext uri="{28A0092B-C50C-407E-A947-70E740481C1C}">
                           <a14:useLocalDpi xmlns:a14="http://schemas.microsoft.com/office/drawing/2010/main" val="0"/>
@@ -11241,7 +11696,7 @@
                     </pic:cNvPicPr>
                   </pic:nvPicPr>
                   <pic:blipFill>
-                    <a:blip r:embed="rId61">
+                    <a:blip r:embed="rId64">
                       <a:extLst>
                         <a:ext uri="{28A0092B-C50C-407E-A947-70E740481C1C}">
                           <a14:useLocalDpi xmlns:a14="http://schemas.microsoft.com/office/drawing/2010/main" val="0"/>
@@ -11461,6 +11916,106 @@
           <w:sz w:val="22"/>
         </w:rPr>
       </w:pPr>
+    </w:p>
+    <w:p>
+      <w:pPr>
+        <w:pStyle w:val="3"/>
+        <w:spacing w:before="120" w:after="120" w:line="415" w:lineRule="auto"/>
+        <w:rPr>
+          <w:rFonts w:hint="eastAsia"/>
+          <w:sz w:val="28"/>
+          <w:szCs w:val="28"/>
+        </w:rPr>
+      </w:pPr>
+      <w:r>
+        <w:rPr>
+          <w:rFonts w:hint="eastAsia"/>
+          <w:sz w:val="28"/>
+          <w:szCs w:val="28"/>
+        </w:rPr>
+        <w:lastRenderedPageBreak/>
+        <w:t>事件测试</w:t>
+      </w:r>
+    </w:p>
+    <w:p>
+      <w:pPr>
+        <w:widowControl/>
+        <w:snapToGrid w:val="0"/>
+        <w:jc w:val="left"/>
+        <w:rPr>
+          <w:rFonts w:ascii="Tahoma" w:eastAsia="微软雅黑" w:hAnsi="Tahoma" w:hint="eastAsia"/>
+          <w:kern w:val="0"/>
+          <w:sz w:val="22"/>
+        </w:rPr>
+      </w:pPr>
+      <w:r>
+        <w:rPr>
+          <w:rFonts w:ascii="Tahoma" w:eastAsia="微软雅黑" w:hAnsi="Tahoma" w:hint="eastAsia"/>
+          <w:kern w:val="0"/>
+          <w:sz w:val="22"/>
+        </w:rPr>
+        <w:t>可见前面章节：</w:t>
+      </w:r>
+      <w:hyperlink w:anchor="_5）存档测试、切菜单测试、切地图测试" w:history="1">
+        <w:r>
+          <w:rPr>
+            <w:rStyle w:val="a4"/>
+            <w:rFonts w:ascii="Tahoma" w:eastAsia="微软雅黑" w:hAnsi="Tahoma" w:hint="eastAsia"/>
+            <w:kern w:val="0"/>
+            <w:sz w:val="22"/>
+          </w:rPr>
+          <w:t>存档测试、切菜单测试、切地图测试</w:t>
+        </w:r>
+      </w:hyperlink>
+      <w:r>
+        <w:rPr>
+          <w:rFonts w:ascii="Tahoma" w:eastAsia="微软雅黑" w:hAnsi="Tahoma" w:hint="eastAsia"/>
+          <w:kern w:val="0"/>
+          <w:sz w:val="22"/>
+        </w:rPr>
+        <w:t xml:space="preserve"> </w:t>
+      </w:r>
+      <w:r>
+        <w:rPr>
+          <w:rFonts w:ascii="Tahoma" w:eastAsia="微软雅黑" w:hAnsi="Tahoma" w:hint="eastAsia"/>
+          <w:kern w:val="0"/>
+          <w:sz w:val="22"/>
+        </w:rPr>
+        <w:t>。</w:t>
+      </w:r>
+    </w:p>
+    <w:p>
+      <w:pPr>
+        <w:widowControl/>
+        <w:jc w:val="left"/>
+        <w:rPr>
+          <w:rFonts w:ascii="Tahoma" w:eastAsia="微软雅黑" w:hAnsi="Tahoma"/>
+          <w:kern w:val="0"/>
+          <w:sz w:val="22"/>
+        </w:rPr>
+      </w:pPr>
+    </w:p>
+    <w:p>
+      <w:pPr>
+        <w:widowControl/>
+        <w:jc w:val="left"/>
+        <w:rPr>
+          <w:rFonts w:ascii="Tahoma" w:eastAsia="微软雅黑" w:hAnsi="Tahoma" w:hint="eastAsia"/>
+          <w:kern w:val="0"/>
+          <w:sz w:val="22"/>
+        </w:rPr>
+      </w:pPr>
+    </w:p>
+    <w:p>
+      <w:pPr>
+        <w:widowControl/>
+        <w:jc w:val="left"/>
+        <w:rPr>
+          <w:rFonts w:ascii="Tahoma" w:eastAsia="微软雅黑" w:hAnsi="Tahoma" w:hint="eastAsia"/>
+          <w:kern w:val="0"/>
+          <w:sz w:val="22"/>
+        </w:rPr>
+      </w:pPr>
       <w:r>
         <w:rPr>
           <w:rFonts w:ascii="Tahoma" w:eastAsia="微软雅黑" w:hAnsi="Tahoma"/>
@@ -11477,8 +12032,8 @@
           <w:rFonts w:hint="eastAsia"/>
         </w:rPr>
       </w:pPr>
-      <w:bookmarkStart w:id="9" w:name="_空白队伍的情况"/>
-      <w:bookmarkEnd w:id="9"/>
+      <w:bookmarkStart w:id="12" w:name="_空白队伍的情况"/>
+      <w:bookmarkEnd w:id="12"/>
       <w:r>
         <w:rPr>
           <w:rFonts w:hint="eastAsia"/>
@@ -11652,7 +12207,7 @@
                           </pic:cNvPicPr>
                         </pic:nvPicPr>
                         <pic:blipFill>
-                          <a:blip r:embed="rId62">
+                          <a:blip r:embed="rId65">
                             <a:extLst>
                               <a:ext uri="{28A0092B-C50C-407E-A947-70E740481C1C}">
                                 <a14:useLocalDpi xmlns:a14="http://schemas.microsoft.com/office/drawing/2010/main" val="0"/>
@@ -11963,7 +12518,7 @@
                           </pic:cNvPicPr>
                         </pic:nvPicPr>
                         <pic:blipFill>
-                          <a:blip r:embed="rId63">
+                          <a:blip r:embed="rId66">
                             <a:extLst>
                               <a:ext uri="{28A0092B-C50C-407E-A947-70E740481C1C}">
                                 <a14:useLocalDpi xmlns:a14="http://schemas.microsoft.com/office/drawing/2010/main" val="0"/>
@@ -12132,7 +12687,7 @@
                           </pic:cNvPicPr>
                         </pic:nvPicPr>
                         <pic:blipFill>
-                          <a:blip r:embed="rId64">
+                          <a:blip r:embed="rId67">
                             <a:extLst>
                               <a:ext uri="{28A0092B-C50C-407E-A947-70E740481C1C}">
                                 <a14:useLocalDpi xmlns:a14="http://schemas.microsoft.com/office/drawing/2010/main" val="0"/>
@@ -12179,7 +12734,7 @@
       </w:pPr>
     </w:p>
     <w:sectPr>
-      <w:headerReference w:type="default" r:id="rId65"/>
+      <w:headerReference w:type="default" r:id="rId68"/>
       <w:pgSz w:w="11906" w:h="16838"/>
       <w:pgMar w:top="1440" w:right="1800" w:bottom="1440" w:left="1800" w:header="851" w:footer="992" w:gutter="0"/>
       <w:cols w:space="425"/>
